--- a/docs/word/screens/screen-spec-SC-39.docx
+++ b/docs/word/screens/screen-spec-SC-39.docx
@@ -1630,7 +1630,7 @@
                 <w:rStyle w:val="VerbatimChar"/>
                 <w:sz w:val="17"/>
               </w:rPr>
-              <w:t xml:space="preserve">projects.segment</w:t>
+              <w:t xml:space="preserve">project.segment</w:t>
             </w:r>
             <w:r>
               <w:rPr>
@@ -1649,7 +1649,7 @@
                 <w:rStyle w:val="VerbatimChar"/>
                 <w:sz w:val="17"/>
               </w:rPr>
-              <w:t xml:space="preserve">projects.format</w:t>
+              <w:t xml:space="preserve">project.format</w:t>
             </w:r>
             <w:r>
               <w:rPr>
